--- a/downloads/forms/resume.docx
+++ b/downloads/forms/resume.docx
@@ -412,7 +412,7 @@
       </w:tblGrid>
       <w:tr>
         <w:trPr>
-          <w:trHeight w:val="408" w:hRule="atLeast"/>
+          <w:trHeight w:val="374" w:hRule="atLeast"/>
         </w:trPr>
         <w:tc>
           <w:tcPr>
@@ -501,7 +501,7 @@
       </w:tr>
       <w:tr>
         <w:trPr>
-          <w:trHeight w:val="408" w:hRule="atLeast"/>
+          <w:trHeight w:val="374" w:hRule="atLeast"/>
         </w:trPr>
         <w:tc>
           <w:tcPr>
@@ -582,7 +582,7 @@
       </w:tr>
       <w:tr>
         <w:trPr>
-          <w:trHeight w:val="408" w:hRule="atLeast"/>
+          <w:trHeight w:val="374" w:hRule="atLeast"/>
         </w:trPr>
         <w:tc>
           <w:tcPr>
@@ -663,88 +663,7 @@
       </w:tr>
       <w:tr>
         <w:trPr>
-          <w:trHeight w:val="408" w:hRule="atLeast"/>
-        </w:trPr>
-        <w:tc>
-          <w:tcPr>
-            <w:tcW w:type="dxa" w:w="2381"/>
-            <w:vAlign w:val="center"/>
-          </w:tcPr>
-          <w:p>
-            <w:pPr>
-              <w:spacing w:before="0" w:after="0" w:line="240" w:lineRule="auto"/>
-              <w:jc w:val="left"/>
-            </w:pPr>
-            <w:r>
-              <w:rPr>
-                <w:rFonts w:ascii="맑은 고딕" w:hAnsi="맑은 고딕" w:eastAsia="맑은 고딕" w:cs="맑은 고딕"/>
-                <w:b w:val="0"/>
-                <w:sz w:val="19"/>
-              </w:rPr>
-            </w:r>
-          </w:p>
-        </w:tc>
-        <w:tc>
-          <w:tcPr>
-            <w:tcW w:type="dxa" w:w="3288"/>
-            <w:vAlign w:val="center"/>
-          </w:tcPr>
-          <w:p>
-            <w:pPr>
-              <w:spacing w:before="0" w:after="0" w:line="240" w:lineRule="auto"/>
-              <w:jc w:val="left"/>
-            </w:pPr>
-            <w:r>
-              <w:rPr>
-                <w:rFonts w:ascii="맑은 고딕" w:hAnsi="맑은 고딕" w:eastAsia="맑은 고딕" w:cs="맑은 고딕"/>
-                <w:b w:val="0"/>
-                <w:sz w:val="19"/>
-              </w:rPr>
-            </w:r>
-          </w:p>
-        </w:tc>
-        <w:tc>
-          <w:tcPr>
-            <w:tcW w:type="dxa" w:w="2608"/>
-            <w:vAlign w:val="center"/>
-          </w:tcPr>
-          <w:p>
-            <w:pPr>
-              <w:spacing w:before="0" w:after="0" w:line="240" w:lineRule="auto"/>
-              <w:jc w:val="left"/>
-            </w:pPr>
-            <w:r>
-              <w:rPr>
-                <w:rFonts w:ascii="맑은 고딕" w:hAnsi="맑은 고딕" w:eastAsia="맑은 고딕" w:cs="맑은 고딕"/>
-                <w:b w:val="0"/>
-                <w:sz w:val="19"/>
-              </w:rPr>
-            </w:r>
-          </w:p>
-        </w:tc>
-        <w:tc>
-          <w:tcPr>
-            <w:tcW w:type="dxa" w:w="1928"/>
-            <w:vAlign w:val="center"/>
-          </w:tcPr>
-          <w:p>
-            <w:pPr>
-              <w:spacing w:before="0" w:after="0" w:line="240" w:lineRule="auto"/>
-              <w:jc w:val="left"/>
-            </w:pPr>
-            <w:r>
-              <w:rPr>
-                <w:rFonts w:ascii="맑은 고딕" w:hAnsi="맑은 고딕" w:eastAsia="맑은 고딕" w:cs="맑은 고딕"/>
-                <w:b w:val="0"/>
-                <w:sz w:val="19"/>
-              </w:rPr>
-            </w:r>
-          </w:p>
-        </w:tc>
-      </w:tr>
-      <w:tr>
-        <w:trPr>
-          <w:trHeight w:val="408" w:hRule="atLeast"/>
+          <w:trHeight w:val="374" w:hRule="atLeast"/>
         </w:trPr>
         <w:tc>
           <w:tcPr>
@@ -881,7 +800,7 @@
       </w:tblGrid>
       <w:tr>
         <w:trPr>
-          <w:trHeight w:val="408" w:hRule="atLeast"/>
+          <w:trHeight w:val="374" w:hRule="atLeast"/>
         </w:trPr>
         <w:tc>
           <w:tcPr>
@@ -970,7 +889,7 @@
       </w:tr>
       <w:tr>
         <w:trPr>
-          <w:trHeight w:val="408" w:hRule="atLeast"/>
+          <w:trHeight w:val="374" w:hRule="atLeast"/>
         </w:trPr>
         <w:tc>
           <w:tcPr>
@@ -1051,7 +970,7 @@
       </w:tr>
       <w:tr>
         <w:trPr>
-          <w:trHeight w:val="408" w:hRule="atLeast"/>
+          <w:trHeight w:val="374" w:hRule="atLeast"/>
         </w:trPr>
         <w:tc>
           <w:tcPr>
@@ -1132,7 +1051,7 @@
       </w:tr>
       <w:tr>
         <w:trPr>
-          <w:trHeight w:val="408" w:hRule="atLeast"/>
+          <w:trHeight w:val="374" w:hRule="atLeast"/>
         </w:trPr>
         <w:tc>
           <w:tcPr>
@@ -1213,7 +1132,7 @@
       </w:tr>
       <w:tr>
         <w:trPr>
-          <w:trHeight w:val="408" w:hRule="atLeast"/>
+          <w:trHeight w:val="374" w:hRule="atLeast"/>
         </w:trPr>
         <w:tc>
           <w:tcPr>
@@ -1335,7 +1254,7 @@
       </w:tblGrid>
       <w:tr>
         <w:trPr>
-          <w:trHeight w:val="408" w:hRule="atLeast"/>
+          <w:trHeight w:val="374" w:hRule="atLeast"/>
         </w:trPr>
         <w:tc>
           <w:tcPr>
@@ -1403,7 +1322,7 @@
       </w:tr>
       <w:tr>
         <w:trPr>
-          <w:trHeight w:val="408" w:hRule="atLeast"/>
+          <w:trHeight w:val="374" w:hRule="atLeast"/>
         </w:trPr>
         <w:tc>
           <w:tcPr>
@@ -1465,7 +1384,7 @@
       </w:tr>
       <w:tr>
         <w:trPr>
-          <w:trHeight w:val="408" w:hRule="atLeast"/>
+          <w:trHeight w:val="374" w:hRule="atLeast"/>
         </w:trPr>
         <w:tc>
           <w:tcPr>
@@ -1527,7 +1446,7 @@
       </w:tr>
       <w:tr>
         <w:trPr>
-          <w:trHeight w:val="408" w:hRule="atLeast"/>
+          <w:trHeight w:val="374" w:hRule="atLeast"/>
         </w:trPr>
         <w:tc>
           <w:tcPr>
@@ -1630,7 +1549,7 @@
       </w:tblGrid>
       <w:tr>
         <w:trPr>
-          <w:trHeight w:val="408" w:hRule="atLeast"/>
+          <w:trHeight w:val="374" w:hRule="atLeast"/>
         </w:trPr>
         <w:tc>
           <w:tcPr>
@@ -1698,7 +1617,7 @@
       </w:tr>
       <w:tr>
         <w:trPr>
-          <w:trHeight w:val="408" w:hRule="atLeast"/>
+          <w:trHeight w:val="374" w:hRule="atLeast"/>
         </w:trPr>
         <w:tc>
           <w:tcPr>
@@ -1760,7 +1679,7 @@
       </w:tr>
       <w:tr>
         <w:trPr>
-          <w:trHeight w:val="408" w:hRule="atLeast"/>
+          <w:trHeight w:val="374" w:hRule="atLeast"/>
         </w:trPr>
         <w:tc>
           <w:tcPr>
@@ -1866,7 +1785,7 @@
       </w:tblGrid>
       <w:tr>
         <w:trPr>
-          <w:trHeight w:val="408" w:hRule="atLeast"/>
+          <w:trHeight w:val="374" w:hRule="atLeast"/>
         </w:trPr>
         <w:tc>
           <w:tcPr>
@@ -1991,7 +1910,7 @@
       </w:tr>
       <w:tr>
         <w:trPr>
-          <w:trHeight w:val="408" w:hRule="atLeast"/>
+          <w:trHeight w:val="374" w:hRule="atLeast"/>
         </w:trPr>
         <w:tc>
           <w:tcPr>
